--- a/tmp-tj/261029_Proline_3-posts-linkedin-entrepot_v2.docx
+++ b/tmp-tj/261029_Proline_3-posts-linkedin-entrepot_v2.docx
@@ -356,7 +356,7 @@
           <w:color w:val="11202E"/>
           <w:sz w:val="30"/>
         </w:rPr>
-        <w:t xml:space="preserve">1 </w:t>
+        <w:t xml:space="preserve">1  </w:t>
       </w:r>
       <w:r>
         <w:rPr>
@@ -596,7 +596,7 @@
                 <w:color w:val="11202E"/>
                 <w:sz w:val="21"/>
               </w:rPr>
-              <w:t xml:space="preserve"> Vous cherchez de la place à Abidjan ? Venez visiter le parc. Écrivez-nous en message privé.</w:t>
+              <w:t>Vous cherchez de la place à Abidjan ? Venez visiter le parc. Écrivez-nous en message privé.</w:t>
             </w:r>
           </w:p>
           <w:p>
@@ -676,7 +676,7 @@
           <w:color w:val="11202E"/>
           <w:sz w:val="30"/>
         </w:rPr>
-        <w:t xml:space="preserve">2 </w:t>
+        <w:t xml:space="preserve">2  </w:t>
       </w:r>
       <w:r>
         <w:rPr>
@@ -931,7 +931,7 @@
                 <w:color w:val="11202E"/>
                 <w:sz w:val="21"/>
               </w:rPr>
-              <w:t xml:space="preserve"> Quelle est la question que vous posez en premier à un logisticien ? Dites-le-nous en commentaire.</w:t>
+              <w:t>Quelle est la question que vous posez en premier à un logisticien ? Dites-le-nous en commentaire.</w:t>
             </w:r>
           </w:p>
           <w:p>
@@ -1011,7 +1011,7 @@
           <w:color w:val="11202E"/>
           <w:sz w:val="30"/>
         </w:rPr>
-        <w:t xml:space="preserve">3 </w:t>
+        <w:t xml:space="preserve">3  </w:t>
       </w:r>
       <w:r>
         <w:rPr>
@@ -1281,7 +1281,7 @@
                 <w:color w:val="11202E"/>
                 <w:sz w:val="21"/>
               </w:rPr>
-              <w:t xml:space="preserve"> Votre chaîne logistique grandit aussi ? Parlons-en.</w:t>
+              <w:t>Votre chaîne logistique grandit aussi ? Parlons-en.</w:t>
             </w:r>
           </w:p>
           <w:p>
@@ -1360,7 +1360,7 @@
           <w:color w:val="11202E"/>
           <w:sz w:val="30"/>
         </w:rPr>
-        <w:t xml:space="preserve">4 </w:t>
+        <w:t xml:space="preserve">4  </w:t>
       </w:r>
       <w:r>
         <w:rPr>
@@ -1386,7 +1386,7 @@
           <w:color w:val="EE5B22"/>
           <w:sz w:val="15"/>
         </w:rPr>
-        <w:t xml:space="preserve">■ </w:t>
+        <w:t xml:space="preserve">■  </w:t>
       </w:r>
       <w:r>
         <w:rPr>
@@ -1422,7 +1422,7 @@
           <w:color w:val="EE5B22"/>
           <w:sz w:val="15"/>
         </w:rPr>
-        <w:t xml:space="preserve">■ </w:t>
+        <w:t xml:space="preserve">■  </w:t>
       </w:r>
       <w:r>
         <w:rPr>
@@ -1458,7 +1458,7 @@
           <w:color w:val="EE5B22"/>
           <w:sz w:val="15"/>
         </w:rPr>
-        <w:t xml:space="preserve">■ </w:t>
+        <w:t xml:space="preserve">■  </w:t>
       </w:r>
       <w:r>
         <w:rPr>
@@ -1494,7 +1494,7 @@
           <w:color w:val="EE5B22"/>
           <w:sz w:val="15"/>
         </w:rPr>
-        <w:t xml:space="preserve">■ </w:t>
+        <w:t xml:space="preserve">■  </w:t>
       </w:r>
       <w:r>
         <w:rPr>
@@ -1546,7 +1546,7 @@
         <w:color w:val="565656"/>
         <w:sz w:val="16"/>
       </w:rPr>
-      <w:t>Proline Logistics · /</w:t>
+      <w:t xml:space="preserve">Proline Logistics · </w:t>
     </w:r>
     <w:r>
       <w:rPr>
@@ -1565,6 +1565,7 @@
         <w:color w:val="565656"/>
         <w:sz w:val="16"/>
       </w:rPr>
+      <w:t xml:space="preserve"> / </w:t>
     </w:r>
     <w:r>
       <w:rPr>
@@ -1637,7 +1638,7 @@
         <w:color w:val="565656"/>
         <w:sz w:val="16"/>
       </w:rPr>
-      <w:t xml:space="preserve"> Trois posts LinkedIn · l’entrepôt et notre sérieux</w:t>
+      <w:t xml:space="preserve">     Trois posts LinkedIn · l’entrepôt et notre sérieux</w:t>
     </w:r>
   </w:p>
 </w:hdr>
@@ -1741,7 +1742,7 @@
         <w:ind w:left="1440" w:hanging="360"/>
       </w:pPr>
       <w:rPr>
-        <w:rFonts w:ascii="Symbol" w:hAnsi="Symbol" w:hint="default"/>
+        <w:rFonts w:ascii="Montserrat" w:hAnsi="Montserrat" w:hint="default"/>
       </w:rPr>
     </w:lvl>
   </w:abstractNum>
@@ -1762,7 +1763,7 @@
         <w:ind w:left="1080" w:hanging="360"/>
       </w:pPr>
       <w:rPr>
-        <w:rFonts w:ascii="Symbol" w:hAnsi="Symbol" w:hint="default"/>
+        <w:rFonts w:ascii="Montserrat" w:hAnsi="Montserrat" w:hint="default"/>
       </w:rPr>
     </w:lvl>
   </w:abstractNum>
@@ -1783,7 +1784,7 @@
         <w:ind w:left="720" w:hanging="360"/>
       </w:pPr>
       <w:rPr>
-        <w:rFonts w:ascii="Symbol" w:hAnsi="Symbol" w:hint="default"/>
+        <w:rFonts w:ascii="Montserrat" w:hAnsi="Montserrat" w:hint="default"/>
       </w:rPr>
     </w:lvl>
   </w:abstractNum>
@@ -1822,7 +1823,7 @@
         <w:ind w:left="360" w:hanging="360"/>
       </w:pPr>
       <w:rPr>
-        <w:rFonts w:ascii="Symbol" w:hAnsi="Symbol" w:hint="default"/>
+        <w:rFonts w:ascii="Montserrat" w:hAnsi="Montserrat" w:hint="default"/>
       </w:rPr>
     </w:lvl>
   </w:abstractNum>
@@ -1861,7 +1862,7 @@
   <w:docDefaults>
     <w:rPrDefault>
       <w:rPr>
-        <w:rFonts w:asciiTheme="minorHAnsi" w:eastAsiaTheme="minorEastAsia" w:hAnsiTheme="minorHAnsi" w:cstheme="minorBidi" w:ascii="Montserrat" w:hAnsi="Montserrat" w:cs="Montserrat" w:eastAsia="Montserrat"/>
+        <w:rFonts w:ascii="Montserrat" w:hAnsi="Montserrat" w:cstheme="minorBidi" w:cs="Montserrat" w:eastAsia="Montserrat"/>
         <w:sz w:val="22"/>
         <w:szCs w:val="22"/>
         <w:lang w:val="en-US" w:eastAsia="en-US" w:bidi="ar-SA"/>
@@ -4502,7 +4503,7 @@
         <w:spacing w:before="0" w:after="0" w:line="240" w:lineRule="auto"/>
       </w:pPr>
       <w:rPr>
-        <w:rFonts w:asciiTheme="majorHAnsi" w:eastAsiaTheme="majorEastAsia" w:hAnsiTheme="majorHAnsi" w:cstheme="majorBidi" w:ascii="Montserrat" w:hAnsi="Montserrat" w:cs="Montserrat" w:eastAsia="Montserrat"/>
+        <w:rFonts w:ascii="Montserrat" w:hAnsi="Montserrat" w:cstheme="majorBidi" w:cs="Montserrat" w:eastAsia="Montserrat"/>
         <w:b/>
         <w:bCs/>
       </w:rPr>
@@ -4523,7 +4524,7 @@
         <w:spacing w:before="0" w:after="0" w:line="240" w:lineRule="auto"/>
       </w:pPr>
       <w:rPr>
-        <w:rFonts w:asciiTheme="majorHAnsi" w:eastAsiaTheme="majorEastAsia" w:hAnsiTheme="majorHAnsi" w:cstheme="majorBidi" w:ascii="Montserrat" w:hAnsi="Montserrat" w:cs="Montserrat" w:eastAsia="Montserrat"/>
+        <w:rFonts w:ascii="Montserrat" w:hAnsi="Montserrat" w:cstheme="majorBidi" w:cs="Montserrat" w:eastAsia="Montserrat"/>
         <w:b/>
         <w:bCs/>
       </w:rPr>
@@ -4541,14 +4542,14 @@
     </w:tblStylePr>
     <w:tblStylePr w:type="firstCol">
       <w:rPr>
-        <w:rFonts w:asciiTheme="majorHAnsi" w:eastAsiaTheme="majorEastAsia" w:hAnsiTheme="majorHAnsi" w:cstheme="majorBidi" w:ascii="Montserrat" w:hAnsi="Montserrat" w:cs="Montserrat" w:eastAsia="Montserrat"/>
+        <w:rFonts w:ascii="Montserrat" w:hAnsi="Montserrat" w:cstheme="majorBidi" w:cs="Montserrat" w:eastAsia="Montserrat"/>
         <w:b/>
         <w:bCs/>
       </w:rPr>
     </w:tblStylePr>
     <w:tblStylePr w:type="lastCol">
       <w:rPr>
-        <w:rFonts w:asciiTheme="majorHAnsi" w:eastAsiaTheme="majorEastAsia" w:hAnsiTheme="majorHAnsi" w:cstheme="majorBidi" w:ascii="Montserrat" w:hAnsi="Montserrat" w:cs="Montserrat" w:eastAsia="Montserrat"/>
+        <w:rFonts w:ascii="Montserrat" w:hAnsi="Montserrat" w:cstheme="majorBidi" w:cs="Montserrat" w:eastAsia="Montserrat"/>
         <w:b/>
         <w:bCs/>
       </w:rPr>
@@ -4635,7 +4636,7 @@
         <w:spacing w:before="0" w:after="0" w:line="240" w:lineRule="auto"/>
       </w:pPr>
       <w:rPr>
-        <w:rFonts w:asciiTheme="majorHAnsi" w:eastAsiaTheme="majorEastAsia" w:hAnsiTheme="majorHAnsi" w:cstheme="majorBidi" w:ascii="Montserrat" w:hAnsi="Montserrat" w:cs="Montserrat" w:eastAsia="Montserrat"/>
+        <w:rFonts w:ascii="Montserrat" w:hAnsi="Montserrat" w:cstheme="majorBidi" w:cs="Montserrat" w:eastAsia="Montserrat"/>
         <w:b/>
         <w:bCs/>
       </w:rPr>
@@ -4656,7 +4657,7 @@
         <w:spacing w:before="0" w:after="0" w:line="240" w:lineRule="auto"/>
       </w:pPr>
       <w:rPr>
-        <w:rFonts w:asciiTheme="majorHAnsi" w:eastAsiaTheme="majorEastAsia" w:hAnsiTheme="majorHAnsi" w:cstheme="majorBidi" w:ascii="Montserrat" w:hAnsi="Montserrat" w:cs="Montserrat" w:eastAsia="Montserrat"/>
+        <w:rFonts w:ascii="Montserrat" w:hAnsi="Montserrat" w:cstheme="majorBidi" w:cs="Montserrat" w:eastAsia="Montserrat"/>
         <w:b/>
         <w:bCs/>
       </w:rPr>
@@ -4674,14 +4675,14 @@
     </w:tblStylePr>
     <w:tblStylePr w:type="firstCol">
       <w:rPr>
-        <w:rFonts w:asciiTheme="majorHAnsi" w:eastAsiaTheme="majorEastAsia" w:hAnsiTheme="majorHAnsi" w:cstheme="majorBidi" w:ascii="Montserrat" w:hAnsi="Montserrat" w:cs="Montserrat" w:eastAsia="Montserrat"/>
+        <w:rFonts w:ascii="Montserrat" w:hAnsi="Montserrat" w:cstheme="majorBidi" w:cs="Montserrat" w:eastAsia="Montserrat"/>
         <w:b/>
         <w:bCs/>
       </w:rPr>
     </w:tblStylePr>
     <w:tblStylePr w:type="lastCol">
       <w:rPr>
-        <w:rFonts w:asciiTheme="majorHAnsi" w:eastAsiaTheme="majorEastAsia" w:hAnsiTheme="majorHAnsi" w:cstheme="majorBidi" w:ascii="Montserrat" w:hAnsi="Montserrat" w:cs="Montserrat" w:eastAsia="Montserrat"/>
+        <w:rFonts w:ascii="Montserrat" w:hAnsi="Montserrat" w:cstheme="majorBidi" w:cs="Montserrat" w:eastAsia="Montserrat"/>
         <w:b/>
         <w:bCs/>
       </w:rPr>
@@ -4768,7 +4769,7 @@
         <w:spacing w:before="0" w:after="0" w:line="240" w:lineRule="auto"/>
       </w:pPr>
       <w:rPr>
-        <w:rFonts w:asciiTheme="majorHAnsi" w:eastAsiaTheme="majorEastAsia" w:hAnsiTheme="majorHAnsi" w:cstheme="majorBidi" w:ascii="Montserrat" w:hAnsi="Montserrat" w:cs="Montserrat" w:eastAsia="Montserrat"/>
+        <w:rFonts w:ascii="Montserrat" w:hAnsi="Montserrat" w:cstheme="majorBidi" w:cs="Montserrat" w:eastAsia="Montserrat"/>
         <w:b/>
         <w:bCs/>
       </w:rPr>
@@ -4789,7 +4790,7 @@
         <w:spacing w:before="0" w:after="0" w:line="240" w:lineRule="auto"/>
       </w:pPr>
       <w:rPr>
-        <w:rFonts w:asciiTheme="majorHAnsi" w:eastAsiaTheme="majorEastAsia" w:hAnsiTheme="majorHAnsi" w:cstheme="majorBidi" w:ascii="Montserrat" w:hAnsi="Montserrat" w:cs="Montserrat" w:eastAsia="Montserrat"/>
+        <w:rFonts w:ascii="Montserrat" w:hAnsi="Montserrat" w:cstheme="majorBidi" w:cs="Montserrat" w:eastAsia="Montserrat"/>
         <w:b/>
         <w:bCs/>
       </w:rPr>
@@ -4807,14 +4808,14 @@
     </w:tblStylePr>
     <w:tblStylePr w:type="firstCol">
       <w:rPr>
-        <w:rFonts w:asciiTheme="majorHAnsi" w:eastAsiaTheme="majorEastAsia" w:hAnsiTheme="majorHAnsi" w:cstheme="majorBidi" w:ascii="Montserrat" w:hAnsi="Montserrat" w:cs="Montserrat" w:eastAsia="Montserrat"/>
+        <w:rFonts w:ascii="Montserrat" w:hAnsi="Montserrat" w:cstheme="majorBidi" w:cs="Montserrat" w:eastAsia="Montserrat"/>
         <w:b/>
         <w:bCs/>
       </w:rPr>
     </w:tblStylePr>
     <w:tblStylePr w:type="lastCol">
       <w:rPr>
-        <w:rFonts w:asciiTheme="majorHAnsi" w:eastAsiaTheme="majorEastAsia" w:hAnsiTheme="majorHAnsi" w:cstheme="majorBidi" w:ascii="Montserrat" w:hAnsi="Montserrat" w:cs="Montserrat" w:eastAsia="Montserrat"/>
+        <w:rFonts w:ascii="Montserrat" w:hAnsi="Montserrat" w:cstheme="majorBidi" w:cs="Montserrat" w:eastAsia="Montserrat"/>
         <w:b/>
         <w:bCs/>
       </w:rPr>
@@ -4901,7 +4902,7 @@
         <w:spacing w:before="0" w:after="0" w:line="240" w:lineRule="auto"/>
       </w:pPr>
       <w:rPr>
-        <w:rFonts w:asciiTheme="majorHAnsi" w:eastAsiaTheme="majorEastAsia" w:hAnsiTheme="majorHAnsi" w:cstheme="majorBidi" w:ascii="Montserrat" w:hAnsi="Montserrat" w:cs="Montserrat" w:eastAsia="Montserrat"/>
+        <w:rFonts w:ascii="Montserrat" w:hAnsi="Montserrat" w:cstheme="majorBidi" w:cs="Montserrat" w:eastAsia="Montserrat"/>
         <w:b/>
         <w:bCs/>
       </w:rPr>
@@ -4922,7 +4923,7 @@
         <w:spacing w:before="0" w:after="0" w:line="240" w:lineRule="auto"/>
       </w:pPr>
       <w:rPr>
-        <w:rFonts w:asciiTheme="majorHAnsi" w:eastAsiaTheme="majorEastAsia" w:hAnsiTheme="majorHAnsi" w:cstheme="majorBidi" w:ascii="Montserrat" w:hAnsi="Montserrat" w:cs="Montserrat" w:eastAsia="Montserrat"/>
+        <w:rFonts w:ascii="Montserrat" w:hAnsi="Montserrat" w:cstheme="majorBidi" w:cs="Montserrat" w:eastAsia="Montserrat"/>
         <w:b/>
         <w:bCs/>
       </w:rPr>
@@ -4940,14 +4941,14 @@
     </w:tblStylePr>
     <w:tblStylePr w:type="firstCol">
       <w:rPr>
-        <w:rFonts w:asciiTheme="majorHAnsi" w:eastAsiaTheme="majorEastAsia" w:hAnsiTheme="majorHAnsi" w:cstheme="majorBidi" w:ascii="Montserrat" w:hAnsi="Montserrat" w:cs="Montserrat" w:eastAsia="Montserrat"/>
+        <w:rFonts w:ascii="Montserrat" w:hAnsi="Montserrat" w:cstheme="majorBidi" w:cs="Montserrat" w:eastAsia="Montserrat"/>
         <w:b/>
         <w:bCs/>
       </w:rPr>
     </w:tblStylePr>
     <w:tblStylePr w:type="lastCol">
       <w:rPr>
-        <w:rFonts w:asciiTheme="majorHAnsi" w:eastAsiaTheme="majorEastAsia" w:hAnsiTheme="majorHAnsi" w:cstheme="majorBidi" w:ascii="Montserrat" w:hAnsi="Montserrat" w:cs="Montserrat" w:eastAsia="Montserrat"/>
+        <w:rFonts w:ascii="Montserrat" w:hAnsi="Montserrat" w:cstheme="majorBidi" w:cs="Montserrat" w:eastAsia="Montserrat"/>
         <w:b/>
         <w:bCs/>
       </w:rPr>
@@ -5034,7 +5035,7 @@
         <w:spacing w:before="0" w:after="0" w:line="240" w:lineRule="auto"/>
       </w:pPr>
       <w:rPr>
-        <w:rFonts w:asciiTheme="majorHAnsi" w:eastAsiaTheme="majorEastAsia" w:hAnsiTheme="majorHAnsi" w:cstheme="majorBidi" w:ascii="Montserrat" w:hAnsi="Montserrat" w:cs="Montserrat" w:eastAsia="Montserrat"/>
+        <w:rFonts w:ascii="Montserrat" w:hAnsi="Montserrat" w:cstheme="majorBidi" w:cs="Montserrat" w:eastAsia="Montserrat"/>
         <w:b/>
         <w:bCs/>
       </w:rPr>
@@ -5055,7 +5056,7 @@
         <w:spacing w:before="0" w:after="0" w:line="240" w:lineRule="auto"/>
       </w:pPr>
       <w:rPr>
-        <w:rFonts w:asciiTheme="majorHAnsi" w:eastAsiaTheme="majorEastAsia" w:hAnsiTheme="majorHAnsi" w:cstheme="majorBidi" w:ascii="Montserrat" w:hAnsi="Montserrat" w:cs="Montserrat" w:eastAsia="Montserrat"/>
+        <w:rFonts w:ascii="Montserrat" w:hAnsi="Montserrat" w:cstheme="majorBidi" w:cs="Montserrat" w:eastAsia="Montserrat"/>
         <w:b/>
         <w:bCs/>
       </w:rPr>
@@ -5073,14 +5074,14 @@
     </w:tblStylePr>
     <w:tblStylePr w:type="firstCol">
       <w:rPr>
-        <w:rFonts w:asciiTheme="majorHAnsi" w:eastAsiaTheme="majorEastAsia" w:hAnsiTheme="majorHAnsi" w:cstheme="majorBidi" w:ascii="Montserrat" w:hAnsi="Montserrat" w:cs="Montserrat" w:eastAsia="Montserrat"/>
+        <w:rFonts w:ascii="Montserrat" w:hAnsi="Montserrat" w:cstheme="majorBidi" w:cs="Montserrat" w:eastAsia="Montserrat"/>
         <w:b/>
         <w:bCs/>
       </w:rPr>
     </w:tblStylePr>
     <w:tblStylePr w:type="lastCol">
       <w:rPr>
-        <w:rFonts w:asciiTheme="majorHAnsi" w:eastAsiaTheme="majorEastAsia" w:hAnsiTheme="majorHAnsi" w:cstheme="majorBidi" w:ascii="Montserrat" w:hAnsi="Montserrat" w:cs="Montserrat" w:eastAsia="Montserrat"/>
+        <w:rFonts w:ascii="Montserrat" w:hAnsi="Montserrat" w:cstheme="majorBidi" w:cs="Montserrat" w:eastAsia="Montserrat"/>
         <w:b/>
         <w:bCs/>
       </w:rPr>
@@ -5167,7 +5168,7 @@
         <w:spacing w:before="0" w:after="0" w:line="240" w:lineRule="auto"/>
       </w:pPr>
       <w:rPr>
-        <w:rFonts w:asciiTheme="majorHAnsi" w:eastAsiaTheme="majorEastAsia" w:hAnsiTheme="majorHAnsi" w:cstheme="majorBidi" w:ascii="Montserrat" w:hAnsi="Montserrat" w:cs="Montserrat" w:eastAsia="Montserrat"/>
+        <w:rFonts w:ascii="Montserrat" w:hAnsi="Montserrat" w:cstheme="majorBidi" w:cs="Montserrat" w:eastAsia="Montserrat"/>
         <w:b/>
         <w:bCs/>
       </w:rPr>
@@ -5188,7 +5189,7 @@
         <w:spacing w:before="0" w:after="0" w:line="240" w:lineRule="auto"/>
       </w:pPr>
       <w:rPr>
-        <w:rFonts w:asciiTheme="majorHAnsi" w:eastAsiaTheme="majorEastAsia" w:hAnsiTheme="majorHAnsi" w:cstheme="majorBidi" w:ascii="Montserrat" w:hAnsi="Montserrat" w:cs="Montserrat" w:eastAsia="Montserrat"/>
+        <w:rFonts w:ascii="Montserrat" w:hAnsi="Montserrat" w:cstheme="majorBidi" w:cs="Montserrat" w:eastAsia="Montserrat"/>
         <w:b/>
         <w:bCs/>
       </w:rPr>
@@ -5206,14 +5207,14 @@
     </w:tblStylePr>
     <w:tblStylePr w:type="firstCol">
       <w:rPr>
-        <w:rFonts w:asciiTheme="majorHAnsi" w:eastAsiaTheme="majorEastAsia" w:hAnsiTheme="majorHAnsi" w:cstheme="majorBidi" w:ascii="Montserrat" w:hAnsi="Montserrat" w:cs="Montserrat" w:eastAsia="Montserrat"/>
+        <w:rFonts w:ascii="Montserrat" w:hAnsi="Montserrat" w:cstheme="majorBidi" w:cs="Montserrat" w:eastAsia="Montserrat"/>
         <w:b/>
         <w:bCs/>
       </w:rPr>
     </w:tblStylePr>
     <w:tblStylePr w:type="lastCol">
       <w:rPr>
-        <w:rFonts w:asciiTheme="majorHAnsi" w:eastAsiaTheme="majorEastAsia" w:hAnsiTheme="majorHAnsi" w:cstheme="majorBidi" w:ascii="Montserrat" w:hAnsi="Montserrat" w:cs="Montserrat" w:eastAsia="Montserrat"/>
+        <w:rFonts w:ascii="Montserrat" w:hAnsi="Montserrat" w:cstheme="majorBidi" w:cs="Montserrat" w:eastAsia="Montserrat"/>
         <w:b/>
         <w:bCs/>
       </w:rPr>
@@ -5300,7 +5301,7 @@
         <w:spacing w:before="0" w:after="0" w:line="240" w:lineRule="auto"/>
       </w:pPr>
       <w:rPr>
-        <w:rFonts w:asciiTheme="majorHAnsi" w:eastAsiaTheme="majorEastAsia" w:hAnsiTheme="majorHAnsi" w:cstheme="majorBidi" w:ascii="Montserrat" w:hAnsi="Montserrat" w:cs="Montserrat" w:eastAsia="Montserrat"/>
+        <w:rFonts w:ascii="Montserrat" w:hAnsi="Montserrat" w:cstheme="majorBidi" w:cs="Montserrat" w:eastAsia="Montserrat"/>
         <w:b/>
         <w:bCs/>
       </w:rPr>
@@ -5321,7 +5322,7 @@
         <w:spacing w:before="0" w:after="0" w:line="240" w:lineRule="auto"/>
       </w:pPr>
       <w:rPr>
-        <w:rFonts w:asciiTheme="majorHAnsi" w:eastAsiaTheme="majorEastAsia" w:hAnsiTheme="majorHAnsi" w:cstheme="majorBidi" w:ascii="Montserrat" w:hAnsi="Montserrat" w:cs="Montserrat" w:eastAsia="Montserrat"/>
+        <w:rFonts w:ascii="Montserrat" w:hAnsi="Montserrat" w:cstheme="majorBidi" w:cs="Montserrat" w:eastAsia="Montserrat"/>
         <w:b/>
         <w:bCs/>
       </w:rPr>
@@ -5339,14 +5340,14 @@
     </w:tblStylePr>
     <w:tblStylePr w:type="firstCol">
       <w:rPr>
-        <w:rFonts w:asciiTheme="majorHAnsi" w:eastAsiaTheme="majorEastAsia" w:hAnsiTheme="majorHAnsi" w:cstheme="majorBidi" w:ascii="Montserrat" w:hAnsi="Montserrat" w:cs="Montserrat" w:eastAsia="Montserrat"/>
+        <w:rFonts w:ascii="Montserrat" w:hAnsi="Montserrat" w:cstheme="majorBidi" w:cs="Montserrat" w:eastAsia="Montserrat"/>
         <w:b/>
         <w:bCs/>
       </w:rPr>
     </w:tblStylePr>
     <w:tblStylePr w:type="lastCol">
       <w:rPr>
-        <w:rFonts w:asciiTheme="majorHAnsi" w:eastAsiaTheme="majorEastAsia" w:hAnsiTheme="majorHAnsi" w:cstheme="majorBidi" w:ascii="Montserrat" w:hAnsi="Montserrat" w:cs="Montserrat" w:eastAsia="Montserrat"/>
+        <w:rFonts w:ascii="Montserrat" w:hAnsi="Montserrat" w:cstheme="majorBidi" w:cs="Montserrat" w:eastAsia="Montserrat"/>
         <w:b/>
         <w:bCs/>
       </w:rPr>
@@ -7254,7 +7255,7 @@
     </w:tblPr>
     <w:tblStylePr w:type="firstRow">
       <w:rPr>
-        <w:rFonts w:asciiTheme="majorHAnsi" w:eastAsiaTheme="majorEastAsia" w:hAnsiTheme="majorHAnsi" w:cstheme="majorBidi" w:ascii="Montserrat" w:hAnsi="Montserrat" w:cs="Montserrat" w:eastAsia="Montserrat"/>
+        <w:rFonts w:ascii="Montserrat" w:hAnsi="Montserrat" w:cstheme="majorBidi" w:cs="Montserrat" w:eastAsia="Montserrat"/>
       </w:rPr>
       <w:tblPr/>
       <w:tcPr>
@@ -7339,7 +7340,7 @@
     </w:tblPr>
     <w:tblStylePr w:type="firstRow">
       <w:rPr>
-        <w:rFonts w:asciiTheme="majorHAnsi" w:eastAsiaTheme="majorEastAsia" w:hAnsiTheme="majorHAnsi" w:cstheme="majorBidi" w:ascii="Montserrat" w:hAnsi="Montserrat" w:cs="Montserrat" w:eastAsia="Montserrat"/>
+        <w:rFonts w:ascii="Montserrat" w:hAnsi="Montserrat" w:cstheme="majorBidi" w:cs="Montserrat" w:eastAsia="Montserrat"/>
       </w:rPr>
       <w:tblPr/>
       <w:tcPr>
@@ -7424,7 +7425,7 @@
     </w:tblPr>
     <w:tblStylePr w:type="firstRow">
       <w:rPr>
-        <w:rFonts w:asciiTheme="majorHAnsi" w:eastAsiaTheme="majorEastAsia" w:hAnsiTheme="majorHAnsi" w:cstheme="majorBidi" w:ascii="Montserrat" w:hAnsi="Montserrat" w:cs="Montserrat" w:eastAsia="Montserrat"/>
+        <w:rFonts w:ascii="Montserrat" w:hAnsi="Montserrat" w:cstheme="majorBidi" w:cs="Montserrat" w:eastAsia="Montserrat"/>
       </w:rPr>
       <w:tblPr/>
       <w:tcPr>
@@ -7509,7 +7510,7 @@
     </w:tblPr>
     <w:tblStylePr w:type="firstRow">
       <w:rPr>
-        <w:rFonts w:asciiTheme="majorHAnsi" w:eastAsiaTheme="majorEastAsia" w:hAnsiTheme="majorHAnsi" w:cstheme="majorBidi" w:ascii="Montserrat" w:hAnsi="Montserrat" w:cs="Montserrat" w:eastAsia="Montserrat"/>
+        <w:rFonts w:ascii="Montserrat" w:hAnsi="Montserrat" w:cstheme="majorBidi" w:cs="Montserrat" w:eastAsia="Montserrat"/>
       </w:rPr>
       <w:tblPr/>
       <w:tcPr>
@@ -7594,7 +7595,7 @@
     </w:tblPr>
     <w:tblStylePr w:type="firstRow">
       <w:rPr>
-        <w:rFonts w:asciiTheme="majorHAnsi" w:eastAsiaTheme="majorEastAsia" w:hAnsiTheme="majorHAnsi" w:cstheme="majorBidi" w:ascii="Montserrat" w:hAnsi="Montserrat" w:cs="Montserrat" w:eastAsia="Montserrat"/>
+        <w:rFonts w:ascii="Montserrat" w:hAnsi="Montserrat" w:cstheme="majorBidi" w:cs="Montserrat" w:eastAsia="Montserrat"/>
       </w:rPr>
       <w:tblPr/>
       <w:tcPr>
@@ -7679,7 +7680,7 @@
     </w:tblPr>
     <w:tblStylePr w:type="firstRow">
       <w:rPr>
-        <w:rFonts w:asciiTheme="majorHAnsi" w:eastAsiaTheme="majorEastAsia" w:hAnsiTheme="majorHAnsi" w:cstheme="majorBidi" w:ascii="Montserrat" w:hAnsi="Montserrat" w:cs="Montserrat" w:eastAsia="Montserrat"/>
+        <w:rFonts w:ascii="Montserrat" w:hAnsi="Montserrat" w:cstheme="majorBidi" w:cs="Montserrat" w:eastAsia="Montserrat"/>
       </w:rPr>
       <w:tblPr/>
       <w:tcPr>
@@ -7764,7 +7765,7 @@
     </w:tblPr>
     <w:tblStylePr w:type="firstRow">
       <w:rPr>
-        <w:rFonts w:asciiTheme="majorHAnsi" w:eastAsiaTheme="majorEastAsia" w:hAnsiTheme="majorHAnsi" w:cstheme="majorBidi" w:ascii="Montserrat" w:hAnsi="Montserrat" w:cs="Montserrat" w:eastAsia="Montserrat"/>
+        <w:rFonts w:ascii="Montserrat" w:hAnsi="Montserrat" w:cstheme="majorBidi" w:cs="Montserrat" w:eastAsia="Montserrat"/>
       </w:rPr>
       <w:tblPr/>
       <w:tcPr>
@@ -13971,7 +13972,7 @@
   <w:docDefaults>
     <w:rPrDefault>
       <w:rPr>
-        <w:rFonts w:asciiTheme="minorHAnsi" w:eastAsiaTheme="minorEastAsia" w:hAnsiTheme="minorHAnsi" w:cstheme="minorBidi"/>
+        <w:rFonts w:ascii="Montserrat" w:hAnsi="Montserrat" w:cstheme="minorBidi"/>
         <w:sz w:val="22"/>
         <w:szCs w:val="22"/>
         <w:lang w:val="en-US" w:eastAsia="en-US" w:bidi="ar-SA"/>
@@ -14142,7 +14143,7 @@
       <w:outlineLvl w:val="0"/>
     </w:pPr>
     <w:rPr>
-      <w:rFonts w:asciiTheme="majorHAnsi" w:eastAsiaTheme="majorEastAsia" w:hAnsiTheme="majorHAnsi" w:cstheme="majorBidi"/>
+      <w:rFonts w:ascii="Montserrat" w:hAnsi="Montserrat" w:cstheme="majorBidi"/>
       <w:b/>
       <w:bCs/>
       <w:color w:val="365F91" w:themeColor="accent1" w:themeShade="BF"/>
@@ -14166,7 +14167,7 @@
       <w:outlineLvl w:val="1"/>
     </w:pPr>
     <w:rPr>
-      <w:rFonts w:asciiTheme="majorHAnsi" w:eastAsiaTheme="majorEastAsia" w:hAnsiTheme="majorHAnsi" w:cstheme="majorBidi"/>
+      <w:rFonts w:ascii="Montserrat" w:hAnsi="Montserrat" w:cstheme="majorBidi"/>
       <w:b/>
       <w:bCs/>
       <w:color w:val="4F81BD" w:themeColor="accent1"/>
@@ -14190,7 +14191,7 @@
       <w:outlineLvl w:val="2"/>
     </w:pPr>
     <w:rPr>
-      <w:rFonts w:asciiTheme="majorHAnsi" w:eastAsiaTheme="majorEastAsia" w:hAnsiTheme="majorHAnsi" w:cstheme="majorBidi"/>
+      <w:rFonts w:ascii="Montserrat" w:hAnsi="Montserrat" w:cstheme="majorBidi"/>
       <w:b/>
       <w:bCs/>
       <w:color w:val="4F81BD" w:themeColor="accent1"/>
@@ -14213,7 +14214,7 @@
       <w:outlineLvl w:val="3"/>
     </w:pPr>
     <w:rPr>
-      <w:rFonts w:asciiTheme="majorHAnsi" w:eastAsiaTheme="majorEastAsia" w:hAnsiTheme="majorHAnsi" w:cstheme="majorBidi"/>
+      <w:rFonts w:ascii="Montserrat" w:hAnsi="Montserrat" w:cstheme="majorBidi"/>
       <w:b/>
       <w:bCs/>
       <w:i/>
@@ -14238,7 +14239,7 @@
       <w:outlineLvl w:val="4"/>
     </w:pPr>
     <w:rPr>
-      <w:rFonts w:asciiTheme="majorHAnsi" w:eastAsiaTheme="majorEastAsia" w:hAnsiTheme="majorHAnsi" w:cstheme="majorBidi"/>
+      <w:rFonts w:ascii="Montserrat" w:hAnsi="Montserrat" w:cstheme="majorBidi"/>
       <w:color w:val="243F60" w:themeColor="accent1" w:themeShade="7F"/>
     </w:rPr>
   </w:style>
@@ -14259,7 +14260,7 @@
       <w:outlineLvl w:val="5"/>
     </w:pPr>
     <w:rPr>
-      <w:rFonts w:asciiTheme="majorHAnsi" w:eastAsiaTheme="majorEastAsia" w:hAnsiTheme="majorHAnsi" w:cstheme="majorBidi"/>
+      <w:rFonts w:ascii="Montserrat" w:hAnsi="Montserrat" w:cstheme="majorBidi"/>
       <w:i/>
       <w:iCs/>
       <w:color w:val="243F60" w:themeColor="accent1" w:themeShade="7F"/>
@@ -14282,7 +14283,7 @@
       <w:outlineLvl w:val="6"/>
     </w:pPr>
     <w:rPr>
-      <w:rFonts w:asciiTheme="majorHAnsi" w:eastAsiaTheme="majorEastAsia" w:hAnsiTheme="majorHAnsi" w:cstheme="majorBidi"/>
+      <w:rFonts w:ascii="Montserrat" w:hAnsi="Montserrat" w:cstheme="majorBidi"/>
       <w:i/>
       <w:iCs/>
       <w:color w:val="404040" w:themeColor="text1" w:themeTint="BF"/>
@@ -14305,7 +14306,7 @@
       <w:outlineLvl w:val="7"/>
     </w:pPr>
     <w:rPr>
-      <w:rFonts w:asciiTheme="majorHAnsi" w:eastAsiaTheme="majorEastAsia" w:hAnsiTheme="majorHAnsi" w:cstheme="majorBidi"/>
+      <w:rFonts w:ascii="Montserrat" w:hAnsi="Montserrat" w:cstheme="majorBidi"/>
       <w:color w:val="4F81BD" w:themeColor="accent1"/>
       <w:sz w:val="20"/>
       <w:szCs w:val="20"/>
@@ -14328,7 +14329,7 @@
       <w:outlineLvl w:val="8"/>
     </w:pPr>
     <w:rPr>
-      <w:rFonts w:asciiTheme="majorHAnsi" w:eastAsiaTheme="majorEastAsia" w:hAnsiTheme="majorHAnsi" w:cstheme="majorBidi"/>
+      <w:rFonts w:ascii="Montserrat" w:hAnsi="Montserrat" w:cstheme="majorBidi"/>
       <w:i/>
       <w:iCs/>
       <w:color w:val="404040" w:themeColor="text1" w:themeTint="BF"/>
@@ -14379,7 +14380,7 @@
     <w:uiPriority w:val="9"/>
     <w:rsid w:val="00FC693F"/>
     <w:rPr>
-      <w:rFonts w:asciiTheme="majorHAnsi" w:eastAsiaTheme="majorEastAsia" w:hAnsiTheme="majorHAnsi" w:cstheme="majorBidi"/>
+      <w:rFonts w:ascii="Montserrat" w:hAnsi="Montserrat" w:cstheme="majorBidi"/>
       <w:b/>
       <w:bCs/>
       <w:color w:val="365F91" w:themeColor="accent1" w:themeShade="BF"/>
@@ -14394,7 +14395,7 @@
     <w:uiPriority w:val="9"/>
     <w:rsid w:val="00FC693F"/>
     <w:rPr>
-      <w:rFonts w:asciiTheme="majorHAnsi" w:eastAsiaTheme="majorEastAsia" w:hAnsiTheme="majorHAnsi" w:cstheme="majorBidi"/>
+      <w:rFonts w:ascii="Montserrat" w:hAnsi="Montserrat" w:cstheme="majorBidi"/>
       <w:b/>
       <w:bCs/>
       <w:color w:val="4F81BD" w:themeColor="accent1"/>
@@ -14409,7 +14410,7 @@
     <w:uiPriority w:val="9"/>
     <w:rsid w:val="00FC693F"/>
     <w:rPr>
-      <w:rFonts w:asciiTheme="majorHAnsi" w:eastAsiaTheme="majorEastAsia" w:hAnsiTheme="majorHAnsi" w:cstheme="majorBidi"/>
+      <w:rFonts w:ascii="Montserrat" w:hAnsi="Montserrat" w:cstheme="majorBidi"/>
       <w:b/>
       <w:bCs/>
       <w:color w:val="4F81BD" w:themeColor="accent1"/>
@@ -14431,7 +14432,7 @@
       <w:contextualSpacing/>
     </w:pPr>
     <w:rPr>
-      <w:rFonts w:asciiTheme="majorHAnsi" w:eastAsiaTheme="majorEastAsia" w:hAnsiTheme="majorHAnsi" w:cstheme="majorBidi"/>
+      <w:rFonts w:ascii="Montserrat" w:hAnsi="Montserrat" w:cstheme="majorBidi"/>
       <w:color w:val="17365D" w:themeColor="text2" w:themeShade="BF"/>
       <w:spacing w:val="5"/>
       <w:kern w:val="28"/>
@@ -14446,7 +14447,7 @@
     <w:uiPriority w:val="10"/>
     <w:rsid w:val="00FC693F"/>
     <w:rPr>
-      <w:rFonts w:asciiTheme="majorHAnsi" w:eastAsiaTheme="majorEastAsia" w:hAnsiTheme="majorHAnsi" w:cstheme="majorBidi"/>
+      <w:rFonts w:ascii="Montserrat" w:hAnsi="Montserrat" w:cstheme="majorBidi"/>
       <w:color w:val="17365D" w:themeColor="text2" w:themeShade="BF"/>
       <w:spacing w:val="5"/>
       <w:kern w:val="28"/>
@@ -14468,7 +14469,7 @@
       </w:numPr>
     </w:pPr>
     <w:rPr>
-      <w:rFonts w:asciiTheme="majorHAnsi" w:eastAsiaTheme="majorEastAsia" w:hAnsiTheme="majorHAnsi" w:cstheme="majorBidi"/>
+      <w:rFonts w:ascii="Montserrat" w:hAnsi="Montserrat" w:cstheme="majorBidi"/>
       <w:i/>
       <w:iCs/>
       <w:color w:val="4F81BD" w:themeColor="accent1"/>
@@ -14484,7 +14485,7 @@
     <w:uiPriority w:val="11"/>
     <w:rsid w:val="00FC693F"/>
     <w:rPr>
-      <w:rFonts w:asciiTheme="majorHAnsi" w:eastAsiaTheme="majorEastAsia" w:hAnsiTheme="majorHAnsi" w:cstheme="majorBidi"/>
+      <w:rFonts w:ascii="Montserrat" w:hAnsi="Montserrat" w:cstheme="majorBidi"/>
       <w:i/>
       <w:iCs/>
       <w:color w:val="4F81BD" w:themeColor="accent1"/>
@@ -14731,7 +14732,7 @@
       </w:tabs>
     </w:pPr>
     <w:rPr>
-      <w:rFonts w:ascii="Courier" w:hAnsi="Courier"/>
+      <w:rFonts w:ascii="Montserrat" w:hAnsi="Montserrat"/>
       <w:sz w:val="20"/>
       <w:szCs w:val="20"/>
     </w:rPr>
@@ -14743,7 +14744,7 @@
     <w:uiPriority w:val="99"/>
     <w:rsid w:val="0029639D"/>
     <w:rPr>
-      <w:rFonts w:ascii="Courier" w:hAnsi="Courier"/>
+      <w:rFonts w:ascii="Montserrat" w:hAnsi="Montserrat"/>
       <w:sz w:val="20"/>
       <w:szCs w:val="20"/>
     </w:rPr>
@@ -14782,7 +14783,7 @@
     <w:semiHidden/>
     <w:rsid w:val="00FC693F"/>
     <w:rPr>
-      <w:rFonts w:asciiTheme="majorHAnsi" w:eastAsiaTheme="majorEastAsia" w:hAnsiTheme="majorHAnsi" w:cstheme="majorBidi"/>
+      <w:rFonts w:ascii="Montserrat" w:hAnsi="Montserrat" w:cstheme="majorBidi"/>
       <w:b/>
       <w:bCs/>
       <w:i/>
@@ -14798,7 +14799,7 @@
     <w:semiHidden/>
     <w:rsid w:val="00FC693F"/>
     <w:rPr>
-      <w:rFonts w:asciiTheme="majorHAnsi" w:eastAsiaTheme="majorEastAsia" w:hAnsiTheme="majorHAnsi" w:cstheme="majorBidi"/>
+      <w:rFonts w:ascii="Montserrat" w:hAnsi="Montserrat" w:cstheme="majorBidi"/>
       <w:color w:val="243F60" w:themeColor="accent1" w:themeShade="7F"/>
     </w:rPr>
   </w:style>
@@ -14810,7 +14811,7 @@
     <w:semiHidden/>
     <w:rsid w:val="00FC693F"/>
     <w:rPr>
-      <w:rFonts w:asciiTheme="majorHAnsi" w:eastAsiaTheme="majorEastAsia" w:hAnsiTheme="majorHAnsi" w:cstheme="majorBidi"/>
+      <w:rFonts w:ascii="Montserrat" w:hAnsi="Montserrat" w:cstheme="majorBidi"/>
       <w:i/>
       <w:iCs/>
       <w:color w:val="243F60" w:themeColor="accent1" w:themeShade="7F"/>
@@ -14824,7 +14825,7 @@
     <w:semiHidden/>
     <w:rsid w:val="00FC693F"/>
     <w:rPr>
-      <w:rFonts w:asciiTheme="majorHAnsi" w:eastAsiaTheme="majorEastAsia" w:hAnsiTheme="majorHAnsi" w:cstheme="majorBidi"/>
+      <w:rFonts w:ascii="Montserrat" w:hAnsi="Montserrat" w:cstheme="majorBidi"/>
       <w:i/>
       <w:iCs/>
       <w:color w:val="404040" w:themeColor="text1" w:themeTint="BF"/>
@@ -14838,7 +14839,7 @@
     <w:semiHidden/>
     <w:rsid w:val="00FC693F"/>
     <w:rPr>
-      <w:rFonts w:asciiTheme="majorHAnsi" w:eastAsiaTheme="majorEastAsia" w:hAnsiTheme="majorHAnsi" w:cstheme="majorBidi"/>
+      <w:rFonts w:ascii="Montserrat" w:hAnsi="Montserrat" w:cstheme="majorBidi"/>
       <w:color w:val="4F81BD" w:themeColor="accent1"/>
       <w:sz w:val="20"/>
       <w:szCs w:val="20"/>
@@ -14852,7 +14853,7 @@
     <w:semiHidden/>
     <w:rsid w:val="00FC693F"/>
     <w:rPr>
-      <w:rFonts w:asciiTheme="majorHAnsi" w:eastAsiaTheme="majorEastAsia" w:hAnsiTheme="majorHAnsi" w:cstheme="majorBidi"/>
+      <w:rFonts w:ascii="Montserrat" w:hAnsi="Montserrat" w:cstheme="majorBidi"/>
       <w:i/>
       <w:iCs/>
       <w:color w:val="404040" w:themeColor="text1" w:themeTint="BF"/>
@@ -16441,7 +16442,7 @@
         <w:spacing w:before="0" w:after="0" w:line="240" w:lineRule="auto"/>
       </w:pPr>
       <w:rPr>
-        <w:rFonts w:asciiTheme="majorHAnsi" w:eastAsiaTheme="majorEastAsia" w:hAnsiTheme="majorHAnsi" w:cstheme="majorBidi"/>
+        <w:rFonts w:ascii="Montserrat" w:hAnsi="Montserrat" w:cstheme="majorBidi"/>
         <w:b/>
         <w:bCs/>
       </w:rPr>
@@ -16462,7 +16463,7 @@
         <w:spacing w:before="0" w:after="0" w:line="240" w:lineRule="auto"/>
       </w:pPr>
       <w:rPr>
-        <w:rFonts w:asciiTheme="majorHAnsi" w:eastAsiaTheme="majorEastAsia" w:hAnsiTheme="majorHAnsi" w:cstheme="majorBidi"/>
+        <w:rFonts w:ascii="Montserrat" w:hAnsi="Montserrat" w:cstheme="majorBidi"/>
         <w:b/>
         <w:bCs/>
       </w:rPr>
@@ -16480,14 +16481,14 @@
     </w:tblStylePr>
     <w:tblStylePr w:type="firstCol">
       <w:rPr>
-        <w:rFonts w:asciiTheme="majorHAnsi" w:eastAsiaTheme="majorEastAsia" w:hAnsiTheme="majorHAnsi" w:cstheme="majorBidi"/>
+        <w:rFonts w:ascii="Montserrat" w:hAnsi="Montserrat" w:cstheme="majorBidi"/>
         <w:b/>
         <w:bCs/>
       </w:rPr>
     </w:tblStylePr>
     <w:tblStylePr w:type="lastCol">
       <w:rPr>
-        <w:rFonts w:asciiTheme="majorHAnsi" w:eastAsiaTheme="majorEastAsia" w:hAnsiTheme="majorHAnsi" w:cstheme="majorBidi"/>
+        <w:rFonts w:ascii="Montserrat" w:hAnsi="Montserrat" w:cstheme="majorBidi"/>
         <w:b/>
         <w:bCs/>
       </w:rPr>
@@ -16571,7 +16572,7 @@
         <w:spacing w:before="0" w:after="0" w:line="240" w:lineRule="auto"/>
       </w:pPr>
       <w:rPr>
-        <w:rFonts w:asciiTheme="majorHAnsi" w:eastAsiaTheme="majorEastAsia" w:hAnsiTheme="majorHAnsi" w:cstheme="majorBidi"/>
+        <w:rFonts w:ascii="Montserrat" w:hAnsi="Montserrat" w:cstheme="majorBidi"/>
         <w:b/>
         <w:bCs/>
       </w:rPr>
@@ -16592,7 +16593,7 @@
         <w:spacing w:before="0" w:after="0" w:line="240" w:lineRule="auto"/>
       </w:pPr>
       <w:rPr>
-        <w:rFonts w:asciiTheme="majorHAnsi" w:eastAsiaTheme="majorEastAsia" w:hAnsiTheme="majorHAnsi" w:cstheme="majorBidi"/>
+        <w:rFonts w:ascii="Montserrat" w:hAnsi="Montserrat" w:cstheme="majorBidi"/>
         <w:b/>
         <w:bCs/>
       </w:rPr>
@@ -16610,14 +16611,14 @@
     </w:tblStylePr>
     <w:tblStylePr w:type="firstCol">
       <w:rPr>
-        <w:rFonts w:asciiTheme="majorHAnsi" w:eastAsiaTheme="majorEastAsia" w:hAnsiTheme="majorHAnsi" w:cstheme="majorBidi"/>
+        <w:rFonts w:ascii="Montserrat" w:hAnsi="Montserrat" w:cstheme="majorBidi"/>
         <w:b/>
         <w:bCs/>
       </w:rPr>
     </w:tblStylePr>
     <w:tblStylePr w:type="lastCol">
       <w:rPr>
-        <w:rFonts w:asciiTheme="majorHAnsi" w:eastAsiaTheme="majorEastAsia" w:hAnsiTheme="majorHAnsi" w:cstheme="majorBidi"/>
+        <w:rFonts w:ascii="Montserrat" w:hAnsi="Montserrat" w:cstheme="majorBidi"/>
         <w:b/>
         <w:bCs/>
       </w:rPr>
@@ -16701,7 +16702,7 @@
         <w:spacing w:before="0" w:after="0" w:line="240" w:lineRule="auto"/>
       </w:pPr>
       <w:rPr>
-        <w:rFonts w:asciiTheme="majorHAnsi" w:eastAsiaTheme="majorEastAsia" w:hAnsiTheme="majorHAnsi" w:cstheme="majorBidi"/>
+        <w:rFonts w:ascii="Montserrat" w:hAnsi="Montserrat" w:cstheme="majorBidi"/>
         <w:b/>
         <w:bCs/>
       </w:rPr>
@@ -16722,7 +16723,7 @@
         <w:spacing w:before="0" w:after="0" w:line="240" w:lineRule="auto"/>
       </w:pPr>
       <w:rPr>
-        <w:rFonts w:asciiTheme="majorHAnsi" w:eastAsiaTheme="majorEastAsia" w:hAnsiTheme="majorHAnsi" w:cstheme="majorBidi"/>
+        <w:rFonts w:ascii="Montserrat" w:hAnsi="Montserrat" w:cstheme="majorBidi"/>
         <w:b/>
         <w:bCs/>
       </w:rPr>
@@ -16740,14 +16741,14 @@
     </w:tblStylePr>
     <w:tblStylePr w:type="firstCol">
       <w:rPr>
-        <w:rFonts w:asciiTheme="majorHAnsi" w:eastAsiaTheme="majorEastAsia" w:hAnsiTheme="majorHAnsi" w:cstheme="majorBidi"/>
+        <w:rFonts w:ascii="Montserrat" w:hAnsi="Montserrat" w:cstheme="majorBidi"/>
         <w:b/>
         <w:bCs/>
       </w:rPr>
     </w:tblStylePr>
     <w:tblStylePr w:type="lastCol">
       <w:rPr>
-        <w:rFonts w:asciiTheme="majorHAnsi" w:eastAsiaTheme="majorEastAsia" w:hAnsiTheme="majorHAnsi" w:cstheme="majorBidi"/>
+        <w:rFonts w:ascii="Montserrat" w:hAnsi="Montserrat" w:cstheme="majorBidi"/>
         <w:b/>
         <w:bCs/>
       </w:rPr>
@@ -16831,7 +16832,7 @@
         <w:spacing w:before="0" w:after="0" w:line="240" w:lineRule="auto"/>
       </w:pPr>
       <w:rPr>
-        <w:rFonts w:asciiTheme="majorHAnsi" w:eastAsiaTheme="majorEastAsia" w:hAnsiTheme="majorHAnsi" w:cstheme="majorBidi"/>
+        <w:rFonts w:ascii="Montserrat" w:hAnsi="Montserrat" w:cstheme="majorBidi"/>
         <w:b/>
         <w:bCs/>
       </w:rPr>
@@ -16852,7 +16853,7 @@
         <w:spacing w:before="0" w:after="0" w:line="240" w:lineRule="auto"/>
       </w:pPr>
       <w:rPr>
-        <w:rFonts w:asciiTheme="majorHAnsi" w:eastAsiaTheme="majorEastAsia" w:hAnsiTheme="majorHAnsi" w:cstheme="majorBidi"/>
+        <w:rFonts w:ascii="Montserrat" w:hAnsi="Montserrat" w:cstheme="majorBidi"/>
         <w:b/>
         <w:bCs/>
       </w:rPr>
@@ -16870,14 +16871,14 @@
     </w:tblStylePr>
     <w:tblStylePr w:type="firstCol">
       <w:rPr>
-        <w:rFonts w:asciiTheme="majorHAnsi" w:eastAsiaTheme="majorEastAsia" w:hAnsiTheme="majorHAnsi" w:cstheme="majorBidi"/>
+        <w:rFonts w:ascii="Montserrat" w:hAnsi="Montserrat" w:cstheme="majorBidi"/>
         <w:b/>
         <w:bCs/>
       </w:rPr>
     </w:tblStylePr>
     <w:tblStylePr w:type="lastCol">
       <w:rPr>
-        <w:rFonts w:asciiTheme="majorHAnsi" w:eastAsiaTheme="majorEastAsia" w:hAnsiTheme="majorHAnsi" w:cstheme="majorBidi"/>
+        <w:rFonts w:ascii="Montserrat" w:hAnsi="Montserrat" w:cstheme="majorBidi"/>
         <w:b/>
         <w:bCs/>
       </w:rPr>
@@ -16961,7 +16962,7 @@
         <w:spacing w:before="0" w:after="0" w:line="240" w:lineRule="auto"/>
       </w:pPr>
       <w:rPr>
-        <w:rFonts w:asciiTheme="majorHAnsi" w:eastAsiaTheme="majorEastAsia" w:hAnsiTheme="majorHAnsi" w:cstheme="majorBidi"/>
+        <w:rFonts w:ascii="Montserrat" w:hAnsi="Montserrat" w:cstheme="majorBidi"/>
         <w:b/>
         <w:bCs/>
       </w:rPr>
@@ -16982,7 +16983,7 @@
         <w:spacing w:before="0" w:after="0" w:line="240" w:lineRule="auto"/>
       </w:pPr>
       <w:rPr>
-        <w:rFonts w:asciiTheme="majorHAnsi" w:eastAsiaTheme="majorEastAsia" w:hAnsiTheme="majorHAnsi" w:cstheme="majorBidi"/>
+        <w:rFonts w:ascii="Montserrat" w:hAnsi="Montserrat" w:cstheme="majorBidi"/>
         <w:b/>
         <w:bCs/>
       </w:rPr>
@@ -17000,14 +17001,14 @@
     </w:tblStylePr>
     <w:tblStylePr w:type="firstCol">
       <w:rPr>
-        <w:rFonts w:asciiTheme="majorHAnsi" w:eastAsiaTheme="majorEastAsia" w:hAnsiTheme="majorHAnsi" w:cstheme="majorBidi"/>
+        <w:rFonts w:ascii="Montserrat" w:hAnsi="Montserrat" w:cstheme="majorBidi"/>
         <w:b/>
         <w:bCs/>
       </w:rPr>
     </w:tblStylePr>
     <w:tblStylePr w:type="lastCol">
       <w:rPr>
-        <w:rFonts w:asciiTheme="majorHAnsi" w:eastAsiaTheme="majorEastAsia" w:hAnsiTheme="majorHAnsi" w:cstheme="majorBidi"/>
+        <w:rFonts w:ascii="Montserrat" w:hAnsi="Montserrat" w:cstheme="majorBidi"/>
         <w:b/>
         <w:bCs/>
       </w:rPr>
@@ -17091,7 +17092,7 @@
         <w:spacing w:before="0" w:after="0" w:line="240" w:lineRule="auto"/>
       </w:pPr>
       <w:rPr>
-        <w:rFonts w:asciiTheme="majorHAnsi" w:eastAsiaTheme="majorEastAsia" w:hAnsiTheme="majorHAnsi" w:cstheme="majorBidi"/>
+        <w:rFonts w:ascii="Montserrat" w:hAnsi="Montserrat" w:cstheme="majorBidi"/>
         <w:b/>
         <w:bCs/>
       </w:rPr>
@@ -17112,7 +17113,7 @@
         <w:spacing w:before="0" w:after="0" w:line="240" w:lineRule="auto"/>
       </w:pPr>
       <w:rPr>
-        <w:rFonts w:asciiTheme="majorHAnsi" w:eastAsiaTheme="majorEastAsia" w:hAnsiTheme="majorHAnsi" w:cstheme="majorBidi"/>
+        <w:rFonts w:ascii="Montserrat" w:hAnsi="Montserrat" w:cstheme="majorBidi"/>
         <w:b/>
         <w:bCs/>
       </w:rPr>
@@ -17130,14 +17131,14 @@
     </w:tblStylePr>
     <w:tblStylePr w:type="firstCol">
       <w:rPr>
-        <w:rFonts w:asciiTheme="majorHAnsi" w:eastAsiaTheme="majorEastAsia" w:hAnsiTheme="majorHAnsi" w:cstheme="majorBidi"/>
+        <w:rFonts w:ascii="Montserrat" w:hAnsi="Montserrat" w:cstheme="majorBidi"/>
         <w:b/>
         <w:bCs/>
       </w:rPr>
     </w:tblStylePr>
     <w:tblStylePr w:type="lastCol">
       <w:rPr>
-        <w:rFonts w:asciiTheme="majorHAnsi" w:eastAsiaTheme="majorEastAsia" w:hAnsiTheme="majorHAnsi" w:cstheme="majorBidi"/>
+        <w:rFonts w:ascii="Montserrat" w:hAnsi="Montserrat" w:cstheme="majorBidi"/>
         <w:b/>
         <w:bCs/>
       </w:rPr>
@@ -17221,7 +17222,7 @@
         <w:spacing w:before="0" w:after="0" w:line="240" w:lineRule="auto"/>
       </w:pPr>
       <w:rPr>
-        <w:rFonts w:asciiTheme="majorHAnsi" w:eastAsiaTheme="majorEastAsia" w:hAnsiTheme="majorHAnsi" w:cstheme="majorBidi"/>
+        <w:rFonts w:ascii="Montserrat" w:hAnsi="Montserrat" w:cstheme="majorBidi"/>
         <w:b/>
         <w:bCs/>
       </w:rPr>
@@ -17242,7 +17243,7 @@
         <w:spacing w:before="0" w:after="0" w:line="240" w:lineRule="auto"/>
       </w:pPr>
       <w:rPr>
-        <w:rFonts w:asciiTheme="majorHAnsi" w:eastAsiaTheme="majorEastAsia" w:hAnsiTheme="majorHAnsi" w:cstheme="majorBidi"/>
+        <w:rFonts w:ascii="Montserrat" w:hAnsi="Montserrat" w:cstheme="majorBidi"/>
         <w:b/>
         <w:bCs/>
       </w:rPr>
@@ -17260,14 +17261,14 @@
     </w:tblStylePr>
     <w:tblStylePr w:type="firstCol">
       <w:rPr>
-        <w:rFonts w:asciiTheme="majorHAnsi" w:eastAsiaTheme="majorEastAsia" w:hAnsiTheme="majorHAnsi" w:cstheme="majorBidi"/>
+        <w:rFonts w:ascii="Montserrat" w:hAnsi="Montserrat" w:cstheme="majorBidi"/>
         <w:b/>
         <w:bCs/>
       </w:rPr>
     </w:tblStylePr>
     <w:tblStylePr w:type="lastCol">
       <w:rPr>
-        <w:rFonts w:asciiTheme="majorHAnsi" w:eastAsiaTheme="majorEastAsia" w:hAnsiTheme="majorHAnsi" w:cstheme="majorBidi"/>
+        <w:rFonts w:ascii="Montserrat" w:hAnsi="Montserrat" w:cstheme="majorBidi"/>
         <w:b/>
         <w:bCs/>
       </w:rPr>
@@ -19132,7 +19133,7 @@
     </w:tblPr>
     <w:tblStylePr w:type="firstRow">
       <w:rPr>
-        <w:rFonts w:asciiTheme="majorHAnsi" w:eastAsiaTheme="majorEastAsia" w:hAnsiTheme="majorHAnsi" w:cstheme="majorBidi"/>
+        <w:rFonts w:ascii="Montserrat" w:hAnsi="Montserrat" w:cstheme="majorBidi"/>
       </w:rPr>
       <w:tblPr/>
       <w:tcPr>
@@ -19216,7 +19217,7 @@
     </w:tblPr>
     <w:tblStylePr w:type="firstRow">
       <w:rPr>
-        <w:rFonts w:asciiTheme="majorHAnsi" w:eastAsiaTheme="majorEastAsia" w:hAnsiTheme="majorHAnsi" w:cstheme="majorBidi"/>
+        <w:rFonts w:ascii="Montserrat" w:hAnsi="Montserrat" w:cstheme="majorBidi"/>
       </w:rPr>
       <w:tblPr/>
       <w:tcPr>
@@ -19300,7 +19301,7 @@
     </w:tblPr>
     <w:tblStylePr w:type="firstRow">
       <w:rPr>
-        <w:rFonts w:asciiTheme="majorHAnsi" w:eastAsiaTheme="majorEastAsia" w:hAnsiTheme="majorHAnsi" w:cstheme="majorBidi"/>
+        <w:rFonts w:ascii="Montserrat" w:hAnsi="Montserrat" w:cstheme="majorBidi"/>
       </w:rPr>
       <w:tblPr/>
       <w:tcPr>
@@ -19384,7 +19385,7 @@
     </w:tblPr>
     <w:tblStylePr w:type="firstRow">
       <w:rPr>
-        <w:rFonts w:asciiTheme="majorHAnsi" w:eastAsiaTheme="majorEastAsia" w:hAnsiTheme="majorHAnsi" w:cstheme="majorBidi"/>
+        <w:rFonts w:ascii="Montserrat" w:hAnsi="Montserrat" w:cstheme="majorBidi"/>
       </w:rPr>
       <w:tblPr/>
       <w:tcPr>
@@ -19468,7 +19469,7 @@
     </w:tblPr>
     <w:tblStylePr w:type="firstRow">
       <w:rPr>
-        <w:rFonts w:asciiTheme="majorHAnsi" w:eastAsiaTheme="majorEastAsia" w:hAnsiTheme="majorHAnsi" w:cstheme="majorBidi"/>
+        <w:rFonts w:ascii="Montserrat" w:hAnsi="Montserrat" w:cstheme="majorBidi"/>
       </w:rPr>
       <w:tblPr/>
       <w:tcPr>
@@ -19552,7 +19553,7 @@
     </w:tblPr>
     <w:tblStylePr w:type="firstRow">
       <w:rPr>
-        <w:rFonts w:asciiTheme="majorHAnsi" w:eastAsiaTheme="majorEastAsia" w:hAnsiTheme="majorHAnsi" w:cstheme="majorBidi"/>
+        <w:rFonts w:ascii="Montserrat" w:hAnsi="Montserrat" w:cstheme="majorBidi"/>
       </w:rPr>
       <w:tblPr/>
       <w:tcPr>
@@ -19636,7 +19637,7 @@
     </w:tblPr>
     <w:tblStylePr w:type="firstRow">
       <w:rPr>
-        <w:rFonts w:asciiTheme="majorHAnsi" w:eastAsiaTheme="majorEastAsia" w:hAnsiTheme="majorHAnsi" w:cstheme="majorBidi"/>
+        <w:rFonts w:ascii="Montserrat" w:hAnsi="Montserrat" w:cstheme="majorBidi"/>
       </w:rPr>
       <w:tblPr/>
       <w:tcPr>
@@ -19701,7 +19702,7 @@
       <w:spacing w:after="0" w:line="240" w:lineRule="auto"/>
     </w:pPr>
     <w:rPr>
-      <w:rFonts w:asciiTheme="majorHAnsi" w:eastAsiaTheme="majorEastAsia" w:hAnsiTheme="majorHAnsi" w:cstheme="majorBidi"/>
+      <w:rFonts w:ascii="Montserrat" w:hAnsi="Montserrat" w:cstheme="majorBidi"/>
       <w:color w:val="000000" w:themeColor="text1"/>
     </w:rPr>
     <w:tblPr>
@@ -19829,7 +19830,7 @@
       <w:spacing w:after="0" w:line="240" w:lineRule="auto"/>
     </w:pPr>
     <w:rPr>
-      <w:rFonts w:asciiTheme="majorHAnsi" w:eastAsiaTheme="majorEastAsia" w:hAnsiTheme="majorHAnsi" w:cstheme="majorBidi"/>
+      <w:rFonts w:ascii="Montserrat" w:hAnsi="Montserrat" w:cstheme="majorBidi"/>
       <w:color w:val="000000" w:themeColor="text1"/>
     </w:rPr>
     <w:tblPr>
@@ -19957,7 +19958,7 @@
       <w:spacing w:after="0" w:line="240" w:lineRule="auto"/>
     </w:pPr>
     <w:rPr>
-      <w:rFonts w:asciiTheme="majorHAnsi" w:eastAsiaTheme="majorEastAsia" w:hAnsiTheme="majorHAnsi" w:cstheme="majorBidi"/>
+      <w:rFonts w:ascii="Montserrat" w:hAnsi="Montserrat" w:cstheme="majorBidi"/>
       <w:color w:val="000000" w:themeColor="text1"/>
     </w:rPr>
     <w:tblPr>
@@ -20085,7 +20086,7 @@
       <w:spacing w:after="0" w:line="240" w:lineRule="auto"/>
     </w:pPr>
     <w:rPr>
-      <w:rFonts w:asciiTheme="majorHAnsi" w:eastAsiaTheme="majorEastAsia" w:hAnsiTheme="majorHAnsi" w:cstheme="majorBidi"/>
+      <w:rFonts w:ascii="Montserrat" w:hAnsi="Montserrat" w:cstheme="majorBidi"/>
       <w:color w:val="000000" w:themeColor="text1"/>
     </w:rPr>
     <w:tblPr>
@@ -20213,7 +20214,7 @@
       <w:spacing w:after="0" w:line="240" w:lineRule="auto"/>
     </w:pPr>
     <w:rPr>
-      <w:rFonts w:asciiTheme="majorHAnsi" w:eastAsiaTheme="majorEastAsia" w:hAnsiTheme="majorHAnsi" w:cstheme="majorBidi"/>
+      <w:rFonts w:ascii="Montserrat" w:hAnsi="Montserrat" w:cstheme="majorBidi"/>
       <w:color w:val="000000" w:themeColor="text1"/>
     </w:rPr>
     <w:tblPr>
@@ -20341,7 +20342,7 @@
       <w:spacing w:after="0" w:line="240" w:lineRule="auto"/>
     </w:pPr>
     <w:rPr>
-      <w:rFonts w:asciiTheme="majorHAnsi" w:eastAsiaTheme="majorEastAsia" w:hAnsiTheme="majorHAnsi" w:cstheme="majorBidi"/>
+      <w:rFonts w:ascii="Montserrat" w:hAnsi="Montserrat" w:cstheme="majorBidi"/>
       <w:color w:val="000000" w:themeColor="text1"/>
     </w:rPr>
     <w:tblPr>
@@ -20469,7 +20470,7 @@
       <w:spacing w:after="0" w:line="240" w:lineRule="auto"/>
     </w:pPr>
     <w:rPr>
-      <w:rFonts w:asciiTheme="majorHAnsi" w:eastAsiaTheme="majorEastAsia" w:hAnsiTheme="majorHAnsi" w:cstheme="majorBidi"/>
+      <w:rFonts w:ascii="Montserrat" w:hAnsi="Montserrat" w:cstheme="majorBidi"/>
       <w:color w:val="000000" w:themeColor="text1"/>
     </w:rPr>
     <w:tblPr>
@@ -21108,7 +21109,7 @@
       <w:spacing w:after="0" w:line="240" w:lineRule="auto"/>
     </w:pPr>
     <w:rPr>
-      <w:rFonts w:asciiTheme="majorHAnsi" w:eastAsiaTheme="majorEastAsia" w:hAnsiTheme="majorHAnsi" w:cstheme="majorBidi"/>
+      <w:rFonts w:ascii="Montserrat" w:hAnsi="Montserrat" w:cstheme="majorBidi"/>
       <w:color w:val="000000" w:themeColor="text1"/>
     </w:rPr>
     <w:tblPr>
@@ -21233,7 +21234,7 @@
       <w:spacing w:after="0" w:line="240" w:lineRule="auto"/>
     </w:pPr>
     <w:rPr>
-      <w:rFonts w:asciiTheme="majorHAnsi" w:eastAsiaTheme="majorEastAsia" w:hAnsiTheme="majorHAnsi" w:cstheme="majorBidi"/>
+      <w:rFonts w:ascii="Montserrat" w:hAnsi="Montserrat" w:cstheme="majorBidi"/>
       <w:color w:val="000000" w:themeColor="text1"/>
     </w:rPr>
     <w:tblPr>
@@ -21358,7 +21359,7 @@
       <w:spacing w:after="0" w:line="240" w:lineRule="auto"/>
     </w:pPr>
     <w:rPr>
-      <w:rFonts w:asciiTheme="majorHAnsi" w:eastAsiaTheme="majorEastAsia" w:hAnsiTheme="majorHAnsi" w:cstheme="majorBidi"/>
+      <w:rFonts w:ascii="Montserrat" w:hAnsi="Montserrat" w:cstheme="majorBidi"/>
       <w:color w:val="000000" w:themeColor="text1"/>
     </w:rPr>
     <w:tblPr>
@@ -21483,7 +21484,7 @@
       <w:spacing w:after="0" w:line="240" w:lineRule="auto"/>
     </w:pPr>
     <w:rPr>
-      <w:rFonts w:asciiTheme="majorHAnsi" w:eastAsiaTheme="majorEastAsia" w:hAnsiTheme="majorHAnsi" w:cstheme="majorBidi"/>
+      <w:rFonts w:ascii="Montserrat" w:hAnsi="Montserrat" w:cstheme="majorBidi"/>
       <w:color w:val="000000" w:themeColor="text1"/>
     </w:rPr>
     <w:tblPr>
@@ -21608,7 +21609,7 @@
       <w:spacing w:after="0" w:line="240" w:lineRule="auto"/>
     </w:pPr>
     <w:rPr>
-      <w:rFonts w:asciiTheme="majorHAnsi" w:eastAsiaTheme="majorEastAsia" w:hAnsiTheme="majorHAnsi" w:cstheme="majorBidi"/>
+      <w:rFonts w:ascii="Montserrat" w:hAnsi="Montserrat" w:cstheme="majorBidi"/>
       <w:color w:val="000000" w:themeColor="text1"/>
     </w:rPr>
     <w:tblPr>
@@ -21733,7 +21734,7 @@
       <w:spacing w:after="0" w:line="240" w:lineRule="auto"/>
     </w:pPr>
     <w:rPr>
-      <w:rFonts w:asciiTheme="majorHAnsi" w:eastAsiaTheme="majorEastAsia" w:hAnsiTheme="majorHAnsi" w:cstheme="majorBidi"/>
+      <w:rFonts w:ascii="Montserrat" w:hAnsi="Montserrat" w:cstheme="majorBidi"/>
       <w:color w:val="000000" w:themeColor="text1"/>
     </w:rPr>
     <w:tblPr>
@@ -21858,7 +21859,7 @@
       <w:spacing w:after="0" w:line="240" w:lineRule="auto"/>
     </w:pPr>
     <w:rPr>
-      <w:rFonts w:asciiTheme="majorHAnsi" w:eastAsiaTheme="majorEastAsia" w:hAnsiTheme="majorHAnsi" w:cstheme="majorBidi"/>
+      <w:rFonts w:ascii="Montserrat" w:hAnsi="Montserrat" w:cstheme="majorBidi"/>
       <w:color w:val="000000" w:themeColor="text1"/>
     </w:rPr>
     <w:tblPr>
@@ -25811,7 +25812,7 @@
     </a:clrScheme>
     <a:fontScheme name="Office">
       <a:majorFont>
-        <a:latin typeface="Calibri"/>
+        <a:latin typeface="Montserrat"/>
         <a:ea typeface=""/>
         <a:cs typeface=""/>
         <a:font script="Jpan" typeface="ＭＳ ゴシック"/>
@@ -25846,7 +25847,7 @@
         <a:font script="Geor" typeface="Sylfaen"/>
       </a:majorFont>
       <a:minorFont>
-        <a:latin typeface="Cambria"/>
+        <a:latin typeface="Montserrat"/>
         <a:ea typeface=""/>
         <a:cs typeface=""/>
         <a:font script="Jpan" typeface="ＭＳ 明朝"/>

--- a/tmp-tj/261029_Proline_3-posts-linkedin-entrepot_v2.docx
+++ b/tmp-tj/261029_Proline_3-posts-linkedin-entrepot_v2.docx
@@ -401,7 +401,7 @@
       <w:r>
         <w:drawing>
           <wp:inline xmlns:a="http://schemas.openxmlformats.org/drawingml/2006/main" xmlns:pic="http://schemas.openxmlformats.org/drawingml/2006/picture">
-            <wp:extent cx="6120000" cy="1834147"/>
+            <wp:extent cx="5202000" cy="1559024"/>
             <wp:docPr id="1" name="Picture 1"/>
             <wp:cNvGraphicFramePr>
               <a:graphicFrameLocks noChangeAspect="1"/>
@@ -422,7 +422,7 @@
                   <pic:spPr>
                     <a:xfrm>
                       <a:off x="0" y="0"/>
-                      <a:ext cx="6120000" cy="1834147"/>
+                      <a:ext cx="5202000" cy="1559024"/>
                     </a:xfrm>
                     <a:prstGeom prst="rect"/>
                   </pic:spPr>
@@ -721,7 +721,7 @@
       <w:r>
         <w:drawing>
           <wp:inline xmlns:a="http://schemas.openxmlformats.org/drawingml/2006/main" xmlns:pic="http://schemas.openxmlformats.org/drawingml/2006/picture">
-            <wp:extent cx="6120000" cy="1956214"/>
+            <wp:extent cx="5202000" cy="1662781"/>
             <wp:docPr id="2" name="Picture 2"/>
             <wp:cNvGraphicFramePr>
               <a:graphicFrameLocks noChangeAspect="1"/>
@@ -742,7 +742,7 @@
                   <pic:spPr>
                     <a:xfrm>
                       <a:off x="0" y="0"/>
-                      <a:ext cx="6120000" cy="1956214"/>
+                      <a:ext cx="5202000" cy="1662781"/>
                     </a:xfrm>
                     <a:prstGeom prst="rect"/>
                   </pic:spPr>
@@ -1056,7 +1056,7 @@
       <w:r>
         <w:drawing>
           <wp:inline xmlns:a="http://schemas.openxmlformats.org/drawingml/2006/main" xmlns:pic="http://schemas.openxmlformats.org/drawingml/2006/picture">
-            <wp:extent cx="6120000" cy="1956947"/>
+            <wp:extent cx="5202000" cy="1663404"/>
             <wp:docPr id="3" name="Picture 3"/>
             <wp:cNvGraphicFramePr>
               <a:graphicFrameLocks noChangeAspect="1"/>
@@ -1077,7 +1077,7 @@
                   <pic:spPr>
                     <a:xfrm>
                       <a:off x="0" y="0"/>
-                      <a:ext cx="6120000" cy="1956947"/>
+                      <a:ext cx="5202000" cy="1663404"/>
                     </a:xfrm>
                     <a:prstGeom prst="rect"/>
                   </pic:spPr>
